--- a/authors/pau-orive-bio.docx
+++ b/authors/pau-orive-bio.docx
@@ -1,103 +1,87 @@
 
 <file path=word/document.xml><?xml version="1.0" encoding="utf-8"?>
-<w:document xmlns:mc="http://schemas.openxmlformats.org/markup-compatibility/2006" xmlns:o="urn:schemas-microsoft-com:office:office" xmlns:r="http://schemas.openxmlformats.org/officeDocument/2006/relationships" xmlns:m="http://schemas.openxmlformats.org/officeDocument/2006/math" xmlns:v="urn:schemas-microsoft-com:vml" xmlns:wp="http://schemas.openxmlformats.org/drawingml/2006/wordprocessingDrawing" xmlns:w10="urn:schemas-microsoft-com:office:word" xmlns:w="http://schemas.openxmlformats.org/wordprocessingml/2006/main" xmlns:wne="http://schemas.microsoft.com/office/word/2006/wordml" xmlns:sl="http://schemas.openxmlformats.org/schemaLibrary/2006/main" xmlns:a="http://schemas.openxmlformats.org/drawingml/2006/main" xmlns:pic="http://schemas.openxmlformats.org/drawingml/2006/picture" xmlns:c="http://schemas.openxmlformats.org/drawingml/2006/chart" xmlns:lc="http://schemas.openxmlformats.org/drawingml/2006/lockedCanvas" xmlns:dgm="http://schemas.openxmlformats.org/drawingml/2006/diagram" xmlns:wps="http://schemas.microsoft.com/office/word/2010/wordprocessingShape" xmlns:wpg="http://schemas.microsoft.com/office/word/2010/wordprocessingGroup" xmlns:w14="http://schemas.microsoft.com/office/word/2010/wordml" xmlns:w15="http://schemas.microsoft.com/office/word/2012/wordml" xmlns:w16="http://schemas.microsoft.com/office/word/2018/wordml" xmlns:w16cex="http://schemas.microsoft.com/office/word/2018/wordml/cex" xmlns:w16cid="http://schemas.microsoft.com/office/word/2016/wordml/cid" xmlns="http://schemas.microsoft.com/office/tasks/2019/documenttasks" xmlns:cr="http://schemas.microsoft.com/office/comments/2020/reactions">
+<w:document xmlns:wpc="http://schemas.microsoft.com/office/word/2010/wordprocessingCanvas" xmlns:cx="http://schemas.microsoft.com/office/drawing/2014/chartex" xmlns:cx1="http://schemas.microsoft.com/office/drawing/2015/9/8/chartex" xmlns:cx2="http://schemas.microsoft.com/office/drawing/2015/10/21/chartex" xmlns:cx3="http://schemas.microsoft.com/office/drawing/2016/5/9/chartex" xmlns:cx4="http://schemas.microsoft.com/office/drawing/2016/5/10/chartex" xmlns:cx5="http://schemas.microsoft.com/office/drawing/2016/5/11/chartex" xmlns:cx6="http://schemas.microsoft.com/office/drawing/2016/5/12/chartex" xmlns:cx7="http://schemas.microsoft.com/office/drawing/2016/5/13/chartex" xmlns:cx8="http://schemas.microsoft.com/office/drawing/2016/5/14/chartex" xmlns:mc="http://schemas.openxmlformats.org/markup-compatibility/2006" xmlns:aink="http://schemas.microsoft.com/office/drawing/2016/ink" xmlns:am3d="http://schemas.microsoft.com/office/drawing/2017/model3d" xmlns:o="urn:schemas-microsoft-com:office:office" xmlns:oel="http://schemas.microsoft.com/office/2019/extlst" xmlns:r="http://schemas.openxmlformats.org/officeDocument/2006/relationships" xmlns:m="http://schemas.openxmlformats.org/officeDocument/2006/math" xmlns:v="urn:schemas-microsoft-com:vml" xmlns:wp14="http://schemas.microsoft.com/office/word/2010/wordprocessingDrawing" xmlns:wp="http://schemas.openxmlformats.org/drawingml/2006/wordprocessingDrawing" xmlns:w10="urn:schemas-microsoft-com:office:word" xmlns:w="http://schemas.openxmlformats.org/wordprocessingml/2006/main" xmlns:w14="http://schemas.microsoft.com/office/word/2010/wordml" xmlns:w15="http://schemas.microsoft.com/office/word/2012/wordml" xmlns:w16cex="http://schemas.microsoft.com/office/word/2018/wordml/cex" xmlns:w16cid="http://schemas.microsoft.com/office/word/2016/wordml/cid" xmlns:w16="http://schemas.microsoft.com/office/word/2018/wordml" xmlns:w16du="http://schemas.microsoft.com/office/word/2023/wordml/word16du" xmlns:w16sdtdh="http://schemas.microsoft.com/office/word/2020/wordml/sdtdatahash" xmlns:w16sdtfl="http://schemas.microsoft.com/office/word/2024/wordml/sdtformatlock" xmlns:w16se="http://schemas.microsoft.com/office/word/2015/wordml/symex" xmlns:wpg="http://schemas.microsoft.com/office/word/2010/wordprocessingGroup" xmlns:wpi="http://schemas.microsoft.com/office/word/2010/wordprocessingInk" xmlns:wne="http://schemas.microsoft.com/office/word/2006/wordml" xmlns:wps="http://schemas.microsoft.com/office/word/2010/wordprocessingShape" mc:Ignorable="w14 w15 w16se w16cid w16 w16cex w16sdtdh w16sdtfl w16du wp14">
   <w:body>
     <w:p>
       <w:pPr>
-        <w:spacing w:after="240" w:before="240" w:lineRule="auto"/>
+        <w:spacing w:before="240" w:after="240"/>
         <w:rPr>
-          <w:b w:val="1"/>
-          <w:bCs w:val="1"/>
+          <w:b/>
+          <w:bCs/>
         </w:rPr>
       </w:pPr>
       <w:r>
         <w:rPr>
-          <w:b w:val="1"/>
-          <w:bCs w:val="1"/>
-          <w:rtl w:val="0"/>
+          <w:b/>
+          <w:bCs/>
         </w:rPr>
         <w:t xml:space="preserve">Pau Orive </w:t>
       </w:r>
     </w:p>
     <w:p>
       <w:pPr>
-        <w:spacing w:after="240" w:before="240" w:lineRule="auto"/>
+        <w:spacing w:before="240" w:after="240"/>
         <w:jc w:val="both"/>
-        <w:rPr/>
       </w:pPr>
       <w:r>
-        <w:rPr>
-          <w:rtl w:val="0"/>
-        </w:rPr>
-        <w:t xml:space="preserve">Pau Orive is an economist specializing in environmental economics and policy evaluation. Passionate about both philosophy and programming, he believes in the potential of rigorous, data-driven econometric analysis to inform policy. In his free time, he tries to become the fastest miler on the Carbon Sense team.</w:t>
+        <w:t xml:space="preserve">Pau Orive is an economist specializing in environmental economics and policy evaluation. Passionate about both philosophy and programming, </w:t>
+      </w:r>
+      <w:r>
+        <w:t>he believes in the potential of rigorous, data-driven analysis to inform policy</w:t>
+      </w:r>
+      <w:r>
+        <w:t>. In his free time, he tries to become the fastest miler on the Carbon Sense team.</w:t>
       </w:r>
     </w:p>
     <w:p>
       <w:pPr>
-        <w:spacing w:after="240" w:before="240" w:lineRule="auto"/>
+        <w:spacing w:before="240" w:after="240"/>
         <w:jc w:val="both"/>
-        <w:rPr/>
       </w:pPr>
       <w:r>
-        <w:rPr>
-          <w:rtl w:val="0"/>
-        </w:rPr>
-        <w:t xml:space="preserve">Pau holds an MSc in Specialized Economic Analysis (Energy, Climate Change &amp; Sustainability) from the Barcelona School of Economics and a BA in Philosophy, Politics and Economics from Pompeu Fabra University, which included an Erasmus programme at Waseda University, Tokyo. His multidisciplinary background enables him to approach environmental issues from perspectives beyond purely economic terms.</w:t>
+        <w:t>Pau holds an MSc in Specialized Economic Analysis (Energy, Climate Change &amp; Sustainability) from the Barcelona School of Economics and a BA in Philosophy, Politics and Economics from Pompeu Fabra University, which included an Erasmus programme at Waseda University, Tokyo. His multidisciplinary background enables him to approach environmental issues from perspectives beyond purely economic terms.</w:t>
       </w:r>
     </w:p>
     <w:p>
       <w:pPr>
-        <w:spacing w:after="240" w:before="240" w:lineRule="auto"/>
+        <w:spacing w:before="240" w:after="240"/>
         <w:jc w:val="both"/>
-        <w:rPr/>
       </w:pPr>
       <w:r>
-        <w:rPr>
-          <w:rtl w:val="0"/>
-        </w:rPr>
-        <w:t xml:space="preserve">He currently works at the Spanish Fiscal Responsibility Authority (AIReF) as an intern, contributing to every stage of data analysis, from cleaning and preparing datasets to conducting econometric analysis, extracting valuable insights, and creating publication-ready visualizations. Previously, he worked on public policy evaluation at the academic consultancy Knowledge Sharing Network. His next role will definitely be in the energy sector!</w:t>
+        <w:t>He currently works at the Spanish Fiscal Responsibility Authority (AIReF) as an intern, contributing to every stage of data analysis, from cleaning and preparing datasets to conducting econometric analysis, extracting valuable insights, and creating publication-ready visualizations. Previously, he worked on public policy evaluation at the academic consultancy Knowledge Sharing Network. His next role will definitely be in the energy sector!</w:t>
       </w:r>
     </w:p>
     <w:p>
       <w:pPr>
-        <w:spacing w:after="240" w:before="240" w:lineRule="auto"/>
+        <w:spacing w:before="240" w:after="240"/>
         <w:jc w:val="both"/>
-        <w:rPr/>
       </w:pPr>
       <w:r>
-        <w:rPr>
-          <w:rtl w:val="0"/>
-        </w:rPr>
-        <w:t xml:space="preserve">At Carbon Sense, Pau writes about recent trends in electricity markets, as well as the intersection of climate policy and individual attitudes, exploring how aligning the two can make policies more feasible and effective in mitigating climate change</w:t>
+        <w:t>At Carbon Sense, Pau writes about recent trends in electricity markets, as well as the intersection of climate policy and individual attitudes, exploring how aligning the two can make policies more feasible and effective in mitigating climate change</w:t>
       </w:r>
       <w:r>
-        <w:rPr>
-          <w:rtl w:val="0"/>
-        </w:rPr>
+        <w:t>.</w:t>
       </w:r>
     </w:p>
     <w:sectPr>
-      <w:pgSz w:h="15840" w:w="12240" w:orient="portrait"/>
-      <w:pgMar w:bottom="1440" w:top="1440" w:left="1440" w:right="1440" w:header="720" w:footer="720"/>
+      <w:pgSz w:w="12240" w:h="15840"/>
+      <w:pgMar w:top="1440" w:right="1440" w:bottom="1440" w:left="1440" w:header="720" w:footer="720" w:gutter="0"/>
       <w:pgNumType w:start="1"/>
+      <w:cols w:space="720"/>
     </w:sectPr>
   </w:body>
 </w:document>
 </file>
 
-<file path=word/numbering.xml><?xml version="1.0" encoding="utf-8"?>
-<w:numbering xmlns:mc="http://schemas.openxmlformats.org/markup-compatibility/2006" xmlns:o="urn:schemas-microsoft-com:office:office" xmlns:r="http://schemas.openxmlformats.org/officeDocument/2006/relationships" xmlns:m="http://schemas.openxmlformats.org/officeDocument/2006/math" xmlns:v="urn:schemas-microsoft-com:vml" xmlns:wp="http://schemas.openxmlformats.org/drawingml/2006/wordprocessingDrawing" xmlns:w10="urn:schemas-microsoft-com:office:word" xmlns:w="http://schemas.openxmlformats.org/wordprocessingml/2006/main" xmlns:wne="http://schemas.microsoft.com/office/word/2006/wordml" xmlns:sl="http://schemas.openxmlformats.org/schemaLibrary/2006/main" xmlns:a="http://schemas.openxmlformats.org/drawingml/2006/main" xmlns:pic="http://schemas.openxmlformats.org/drawingml/2006/picture" xmlns:c="http://schemas.openxmlformats.org/drawingml/2006/chart" xmlns:lc="http://schemas.openxmlformats.org/drawingml/2006/lockedCanvas" xmlns:dgm="http://schemas.openxmlformats.org/drawingml/2006/diagram" xmlns:wps="http://schemas.microsoft.com/office/word/2010/wordprocessingShape" xmlns:wpg="http://schemas.microsoft.com/office/word/2010/wordprocessingGroup" xmlns:w14="http://schemas.microsoft.com/office/word/2010/wordml" xmlns:w15="http://schemas.microsoft.com/office/word/2012/wordml" xmlns:w16="http://schemas.microsoft.com/office/word/2018/wordml" xmlns:w16cex="http://schemas.microsoft.com/office/word/2018/wordml/cex" xmlns:w16cid="http://schemas.microsoft.com/office/word/2016/wordml/cid" xmlns="http://schemas.microsoft.com/office/tasks/2019/documenttasks" xmlns:cr="http://schemas.microsoft.com/office/comments/2020/reactions"/>
-</file>
-
 <file path=word/styles.xml><?xml version="1.0" encoding="utf-8"?>
-<w:styles xmlns:mc="http://schemas.openxmlformats.org/markup-compatibility/2006" xmlns:o="urn:schemas-microsoft-com:office:office" xmlns:r="http://schemas.openxmlformats.org/officeDocument/2006/relationships" xmlns:m="http://schemas.openxmlformats.org/officeDocument/2006/math" xmlns:v="urn:schemas-microsoft-com:vml" xmlns:wp="http://schemas.openxmlformats.org/drawingml/2006/wordprocessingDrawing" xmlns:w10="urn:schemas-microsoft-com:office:word" xmlns:w="http://schemas.openxmlformats.org/wordprocessingml/2006/main" xmlns:wne="http://schemas.microsoft.com/office/word/2006/wordml" xmlns:sl="http://schemas.openxmlformats.org/schemaLibrary/2006/main" xmlns:a="http://schemas.openxmlformats.org/drawingml/2006/main" xmlns:pic="http://schemas.openxmlformats.org/drawingml/2006/picture" xmlns:c="http://schemas.openxmlformats.org/drawingml/2006/chart" xmlns:lc="http://schemas.openxmlformats.org/drawingml/2006/lockedCanvas" xmlns:dgm="http://schemas.openxmlformats.org/drawingml/2006/diagram" xmlns:wps="http://schemas.microsoft.com/office/word/2010/wordprocessingShape" xmlns:wpg="http://schemas.microsoft.com/office/word/2010/wordprocessingGroup" xmlns:w14="http://schemas.microsoft.com/office/word/2010/wordml" xmlns:w15="http://schemas.microsoft.com/office/word/2012/wordml" xmlns:w16="http://schemas.microsoft.com/office/word/2018/wordml" xmlns:w16cex="http://schemas.microsoft.com/office/word/2018/wordml/cex" xmlns:w16cid="http://schemas.microsoft.com/office/word/2016/wordml/cid" xmlns="http://schemas.microsoft.com/office/tasks/2019/documenttasks" xmlns:cr="http://schemas.microsoft.com/office/comments/2020/reactions">
+<w:styles xmlns:mc="http://schemas.openxmlformats.org/markup-compatibility/2006" xmlns:r="http://schemas.openxmlformats.org/officeDocument/2006/relationships" xmlns:w="http://schemas.openxmlformats.org/wordprocessingml/2006/main" xmlns:w14="http://schemas.microsoft.com/office/word/2010/wordml" xmlns:w15="http://schemas.microsoft.com/office/word/2012/wordml" xmlns:w16cex="http://schemas.microsoft.com/office/word/2018/wordml/cex" xmlns:w16cid="http://schemas.microsoft.com/office/word/2016/wordml/cid" xmlns:w16="http://schemas.microsoft.com/office/word/2018/wordml" xmlns:w16du="http://schemas.microsoft.com/office/word/2023/wordml/word16du" xmlns:w16sdtdh="http://schemas.microsoft.com/office/word/2020/wordml/sdtdatahash" xmlns:w16sdtfl="http://schemas.microsoft.com/office/word/2024/wordml/sdtformatlock" xmlns:w16se="http://schemas.microsoft.com/office/word/2015/wordml/symex" mc:Ignorable="w14 w15 w16se w16cid w16 w16cex w16sdtdh w16sdtfl w16du">
   <w:docDefaults>
     <w:rPrDefault>
       <w:rPr>
-        <w:rFonts w:ascii="Arial" w:cs="Arial" w:eastAsia="Arial" w:hAnsi="Arial"/>
+        <w:rFonts w:ascii="Arial" w:eastAsia="Arial" w:hAnsi="Arial" w:cs="Arial"/>
         <w:sz w:val="22"/>
         <w:szCs w:val="22"/>
-        <w:lang w:val="en"/>
+        <w:lang w:val="en" w:eastAsia="es-US" w:bidi="ar-SA"/>
       </w:rPr>
     </w:rPrDefault>
     <w:pPrDefault>
@@ -106,29 +90,399 @@
       </w:pPr>
     </w:pPrDefault>
   </w:docDefaults>
-  <w:style w:type="table" w:styleId="TableNormal" w:default="1">
-    <w:name w:val="TableNormal"/>
-    <w:tblPr>
-      <w:tblCellMar>
-        <w:top w:w="100.0" w:type="dxa"/>
-        <w:left w:w="100.0" w:type="dxa"/>
-        <w:bottom w:w="100.0" w:type="dxa"/>
-        <w:right w:w="100.0" w:type="dxa"/>
-      </w:tblCellMar>
-    </w:tblPr>
-  </w:style>
-  <w:style w:type="paragraph" w:styleId="Normal" w:default="1">
-    <w:name w:val="normal"/>
+  <w:latentStyles w:defLockedState="0" w:defUIPriority="99" w:defSemiHidden="0" w:defUnhideWhenUsed="0" w:defQFormat="0" w:count="376">
+    <w:lsdException w:name="Normal" w:uiPriority="0" w:qFormat="1"/>
+    <w:lsdException w:name="heading 1" w:uiPriority="9" w:qFormat="1"/>
+    <w:lsdException w:name="heading 2" w:semiHidden="1" w:uiPriority="9" w:unhideWhenUsed="1" w:qFormat="1"/>
+    <w:lsdException w:name="heading 3" w:semiHidden="1" w:uiPriority="9" w:unhideWhenUsed="1" w:qFormat="1"/>
+    <w:lsdException w:name="heading 4" w:semiHidden="1" w:uiPriority="9" w:unhideWhenUsed="1" w:qFormat="1"/>
+    <w:lsdException w:name="heading 5" w:semiHidden="1" w:uiPriority="9" w:unhideWhenUsed="1" w:qFormat="1"/>
+    <w:lsdException w:name="heading 6" w:semiHidden="1" w:uiPriority="9" w:unhideWhenUsed="1" w:qFormat="1"/>
+    <w:lsdException w:name="heading 7" w:semiHidden="1" w:uiPriority="9" w:unhideWhenUsed="1" w:qFormat="1"/>
+    <w:lsdException w:name="heading 8" w:semiHidden="1" w:uiPriority="9" w:unhideWhenUsed="1" w:qFormat="1"/>
+    <w:lsdException w:name="heading 9" w:semiHidden="1" w:uiPriority="9" w:unhideWhenUsed="1" w:qFormat="1"/>
+    <w:lsdException w:name="index 1" w:semiHidden="1" w:unhideWhenUsed="1"/>
+    <w:lsdException w:name="index 2" w:semiHidden="1" w:unhideWhenUsed="1"/>
+    <w:lsdException w:name="index 3" w:semiHidden="1" w:unhideWhenUsed="1"/>
+    <w:lsdException w:name="index 4" w:semiHidden="1" w:unhideWhenUsed="1"/>
+    <w:lsdException w:name="index 5" w:semiHidden="1" w:unhideWhenUsed="1"/>
+    <w:lsdException w:name="index 6" w:semiHidden="1" w:unhideWhenUsed="1"/>
+    <w:lsdException w:name="index 7" w:semiHidden="1" w:unhideWhenUsed="1"/>
+    <w:lsdException w:name="index 8" w:semiHidden="1" w:unhideWhenUsed="1"/>
+    <w:lsdException w:name="index 9" w:semiHidden="1" w:unhideWhenUsed="1"/>
+    <w:lsdException w:name="toc 1" w:semiHidden="1" w:uiPriority="39" w:unhideWhenUsed="1"/>
+    <w:lsdException w:name="toc 2" w:semiHidden="1" w:uiPriority="39" w:unhideWhenUsed="1"/>
+    <w:lsdException w:name="toc 3" w:semiHidden="1" w:uiPriority="39" w:unhideWhenUsed="1"/>
+    <w:lsdException w:name="toc 4" w:semiHidden="1" w:uiPriority="39" w:unhideWhenUsed="1"/>
+    <w:lsdException w:name="toc 5" w:semiHidden="1" w:uiPriority="39" w:unhideWhenUsed="1"/>
+    <w:lsdException w:name="toc 6" w:semiHidden="1" w:uiPriority="39" w:unhideWhenUsed="1"/>
+    <w:lsdException w:name="toc 7" w:semiHidden="1" w:uiPriority="39" w:unhideWhenUsed="1"/>
+    <w:lsdException w:name="toc 8" w:semiHidden="1" w:uiPriority="39" w:unhideWhenUsed="1"/>
+    <w:lsdException w:name="toc 9" w:semiHidden="1" w:uiPriority="39" w:unhideWhenUsed="1"/>
+    <w:lsdException w:name="Normal Indent" w:semiHidden="1" w:unhideWhenUsed="1"/>
+    <w:lsdException w:name="footnote text" w:semiHidden="1" w:unhideWhenUsed="1"/>
+    <w:lsdException w:name="annotation text" w:semiHidden="1" w:unhideWhenUsed="1"/>
+    <w:lsdException w:name="header" w:semiHidden="1" w:unhideWhenUsed="1"/>
+    <w:lsdException w:name="footer" w:semiHidden="1" w:unhideWhenUsed="1"/>
+    <w:lsdException w:name="index heading" w:semiHidden="1" w:unhideWhenUsed="1"/>
+    <w:lsdException w:name="caption" w:semiHidden="1" w:uiPriority="35" w:unhideWhenUsed="1" w:qFormat="1"/>
+    <w:lsdException w:name="table of figures" w:semiHidden="1" w:unhideWhenUsed="1"/>
+    <w:lsdException w:name="envelope address" w:semiHidden="1" w:unhideWhenUsed="1"/>
+    <w:lsdException w:name="envelope return" w:semiHidden="1" w:unhideWhenUsed="1"/>
+    <w:lsdException w:name="footnote reference" w:semiHidden="1" w:unhideWhenUsed="1"/>
+    <w:lsdException w:name="annotation reference" w:semiHidden="1" w:unhideWhenUsed="1"/>
+    <w:lsdException w:name="line number" w:semiHidden="1" w:unhideWhenUsed="1"/>
+    <w:lsdException w:name="page number" w:semiHidden="1" w:unhideWhenUsed="1"/>
+    <w:lsdException w:name="endnote reference" w:semiHidden="1" w:unhideWhenUsed="1"/>
+    <w:lsdException w:name="endnote text" w:semiHidden="1" w:unhideWhenUsed="1"/>
+    <w:lsdException w:name="table of authorities" w:semiHidden="1" w:unhideWhenUsed="1"/>
+    <w:lsdException w:name="macro" w:semiHidden="1" w:unhideWhenUsed="1"/>
+    <w:lsdException w:name="toa heading" w:semiHidden="1" w:unhideWhenUsed="1"/>
+    <w:lsdException w:name="List" w:semiHidden="1" w:unhideWhenUsed="1"/>
+    <w:lsdException w:name="List Bullet" w:semiHidden="1" w:unhideWhenUsed="1"/>
+    <w:lsdException w:name="List Number" w:semiHidden="1" w:unhideWhenUsed="1"/>
+    <w:lsdException w:name="List 2" w:semiHidden="1" w:unhideWhenUsed="1"/>
+    <w:lsdException w:name="List 3" w:semiHidden="1" w:unhideWhenUsed="1"/>
+    <w:lsdException w:name="List 4" w:semiHidden="1" w:unhideWhenUsed="1"/>
+    <w:lsdException w:name="List 5" w:semiHidden="1" w:unhideWhenUsed="1"/>
+    <w:lsdException w:name="List Bullet 2" w:semiHidden="1" w:unhideWhenUsed="1"/>
+    <w:lsdException w:name="List Bullet 3" w:semiHidden="1" w:unhideWhenUsed="1"/>
+    <w:lsdException w:name="List Bullet 4" w:semiHidden="1" w:unhideWhenUsed="1"/>
+    <w:lsdException w:name="List Bullet 5" w:semiHidden="1" w:unhideWhenUsed="1"/>
+    <w:lsdException w:name="List Number 2" w:semiHidden="1" w:unhideWhenUsed="1"/>
+    <w:lsdException w:name="List Number 3" w:semiHidden="1" w:unhideWhenUsed="1"/>
+    <w:lsdException w:name="List Number 4" w:semiHidden="1" w:unhideWhenUsed="1"/>
+    <w:lsdException w:name="List Number 5" w:semiHidden="1" w:unhideWhenUsed="1"/>
+    <w:lsdException w:name="Title" w:uiPriority="10" w:qFormat="1"/>
+    <w:lsdException w:name="Closing" w:semiHidden="1" w:unhideWhenUsed="1"/>
+    <w:lsdException w:name="Signature" w:semiHidden="1" w:unhideWhenUsed="1"/>
+    <w:lsdException w:name="Default Paragraph Font" w:semiHidden="1" w:uiPriority="1" w:unhideWhenUsed="1"/>
+    <w:lsdException w:name="Body Text" w:semiHidden="1" w:unhideWhenUsed="1"/>
+    <w:lsdException w:name="Body Text Indent" w:semiHidden="1" w:unhideWhenUsed="1"/>
+    <w:lsdException w:name="List Continue" w:semiHidden="1" w:unhideWhenUsed="1"/>
+    <w:lsdException w:name="List Continue 2" w:semiHidden="1" w:unhideWhenUsed="1"/>
+    <w:lsdException w:name="List Continue 3" w:semiHidden="1" w:unhideWhenUsed="1"/>
+    <w:lsdException w:name="List Continue 4" w:semiHidden="1" w:unhideWhenUsed="1"/>
+    <w:lsdException w:name="List Continue 5" w:semiHidden="1" w:unhideWhenUsed="1"/>
+    <w:lsdException w:name="Message Header" w:semiHidden="1" w:unhideWhenUsed="1"/>
+    <w:lsdException w:name="Subtitle" w:uiPriority="11" w:qFormat="1"/>
+    <w:lsdException w:name="Salutation" w:semiHidden="1" w:unhideWhenUsed="1"/>
+    <w:lsdException w:name="Date" w:semiHidden="1" w:unhideWhenUsed="1"/>
+    <w:lsdException w:name="Body Text First Indent" w:semiHidden="1" w:unhideWhenUsed="1"/>
+    <w:lsdException w:name="Body Text First Indent 2" w:semiHidden="1" w:unhideWhenUsed="1"/>
+    <w:lsdException w:name="Note Heading" w:semiHidden="1" w:unhideWhenUsed="1"/>
+    <w:lsdException w:name="Body Text 2" w:semiHidden="1" w:unhideWhenUsed="1"/>
+    <w:lsdException w:name="Body Text 3" w:semiHidden="1" w:unhideWhenUsed="1"/>
+    <w:lsdException w:name="Body Text Indent 2" w:semiHidden="1" w:unhideWhenUsed="1"/>
+    <w:lsdException w:name="Body Text Indent 3" w:semiHidden="1" w:unhideWhenUsed="1"/>
+    <w:lsdException w:name="Block Text" w:semiHidden="1" w:unhideWhenUsed="1"/>
+    <w:lsdException w:name="Hyperlink" w:semiHidden="1" w:unhideWhenUsed="1"/>
+    <w:lsdException w:name="FollowedHyperlink" w:semiHidden="1" w:unhideWhenUsed="1"/>
+    <w:lsdException w:name="Strong" w:uiPriority="22" w:qFormat="1"/>
+    <w:lsdException w:name="Emphasis" w:uiPriority="20" w:qFormat="1"/>
+    <w:lsdException w:name="Document Map" w:semiHidden="1" w:unhideWhenUsed="1"/>
+    <w:lsdException w:name="Plain Text" w:semiHidden="1" w:unhideWhenUsed="1"/>
+    <w:lsdException w:name="E-mail Signature" w:semiHidden="1" w:unhideWhenUsed="1"/>
+    <w:lsdException w:name="HTML Top of Form" w:semiHidden="1" w:unhideWhenUsed="1"/>
+    <w:lsdException w:name="HTML Bottom of Form" w:semiHidden="1" w:unhideWhenUsed="1"/>
+    <w:lsdException w:name="Normal (Web)" w:semiHidden="1" w:unhideWhenUsed="1"/>
+    <w:lsdException w:name="HTML Acronym" w:semiHidden="1" w:unhideWhenUsed="1"/>
+    <w:lsdException w:name="HTML Address" w:semiHidden="1" w:unhideWhenUsed="1"/>
+    <w:lsdException w:name="HTML Cite" w:semiHidden="1" w:unhideWhenUsed="1"/>
+    <w:lsdException w:name="HTML Code" w:semiHidden="1" w:unhideWhenUsed="1"/>
+    <w:lsdException w:name="HTML Definition" w:semiHidden="1" w:unhideWhenUsed="1"/>
+    <w:lsdException w:name="HTML Keyboard" w:semiHidden="1" w:unhideWhenUsed="1"/>
+    <w:lsdException w:name="HTML Preformatted" w:semiHidden="1" w:unhideWhenUsed="1"/>
+    <w:lsdException w:name="HTML Sample" w:semiHidden="1" w:unhideWhenUsed="1"/>
+    <w:lsdException w:name="HTML Typewriter" w:semiHidden="1" w:unhideWhenUsed="1"/>
+    <w:lsdException w:name="HTML Variable" w:semiHidden="1" w:unhideWhenUsed="1"/>
+    <w:lsdException w:name="Normal Table" w:semiHidden="1" w:unhideWhenUsed="1"/>
+    <w:lsdException w:name="annotation subject" w:semiHidden="1" w:unhideWhenUsed="1"/>
+    <w:lsdException w:name="No List" w:semiHidden="1" w:unhideWhenUsed="1"/>
+    <w:lsdException w:name="Outline List 1" w:semiHidden="1" w:unhideWhenUsed="1"/>
+    <w:lsdException w:name="Outline List 2" w:semiHidden="1" w:unhideWhenUsed="1"/>
+    <w:lsdException w:name="Outline List 3" w:semiHidden="1" w:unhideWhenUsed="1"/>
+    <w:lsdException w:name="Table Simple 1" w:semiHidden="1" w:unhideWhenUsed="1"/>
+    <w:lsdException w:name="Table Simple 2" w:semiHidden="1" w:unhideWhenUsed="1"/>
+    <w:lsdException w:name="Table Simple 3" w:semiHidden="1" w:unhideWhenUsed="1"/>
+    <w:lsdException w:name="Table Classic 1" w:semiHidden="1" w:unhideWhenUsed="1"/>
+    <w:lsdException w:name="Table Classic 2" w:semiHidden="1" w:unhideWhenUsed="1"/>
+    <w:lsdException w:name="Table Classic 3" w:semiHidden="1" w:unhideWhenUsed="1"/>
+    <w:lsdException w:name="Table Classic 4" w:semiHidden="1" w:unhideWhenUsed="1"/>
+    <w:lsdException w:name="Table Colorful 1" w:semiHidden="1" w:unhideWhenUsed="1"/>
+    <w:lsdException w:name="Table Colorful 2" w:semiHidden="1" w:unhideWhenUsed="1"/>
+    <w:lsdException w:name="Table Colorful 3" w:semiHidden="1" w:unhideWhenUsed="1"/>
+    <w:lsdException w:name="Table Columns 1" w:semiHidden="1" w:unhideWhenUsed="1"/>
+    <w:lsdException w:name="Table Columns 2" w:semiHidden="1" w:unhideWhenUsed="1"/>
+    <w:lsdException w:name="Table Columns 3" w:semiHidden="1" w:unhideWhenUsed="1"/>
+    <w:lsdException w:name="Table Columns 4" w:semiHidden="1" w:unhideWhenUsed="1"/>
+    <w:lsdException w:name="Table Columns 5" w:semiHidden="1" w:unhideWhenUsed="1"/>
+    <w:lsdException w:name="Table Grid 1" w:semiHidden="1" w:unhideWhenUsed="1"/>
+    <w:lsdException w:name="Table Grid 2" w:semiHidden="1" w:unhideWhenUsed="1"/>
+    <w:lsdException w:name="Table Grid 3" w:semiHidden="1" w:unhideWhenUsed="1"/>
+    <w:lsdException w:name="Table Grid 4" w:semiHidden="1" w:unhideWhenUsed="1"/>
+    <w:lsdException w:name="Table Grid 5" w:semiHidden="1" w:unhideWhenUsed="1"/>
+    <w:lsdException w:name="Table Grid 6" w:semiHidden="1" w:unhideWhenUsed="1"/>
+    <w:lsdException w:name="Table Grid 7" w:semiHidden="1" w:unhideWhenUsed="1"/>
+    <w:lsdException w:name="Table Grid 8" w:semiHidden="1" w:unhideWhenUsed="1"/>
+    <w:lsdException w:name="Table List 1" w:semiHidden="1" w:unhideWhenUsed="1"/>
+    <w:lsdException w:name="Table List 2" w:semiHidden="1" w:unhideWhenUsed="1"/>
+    <w:lsdException w:name="Table List 3" w:semiHidden="1" w:unhideWhenUsed="1"/>
+    <w:lsdException w:name="Table List 4" w:semiHidden="1" w:unhideWhenUsed="1"/>
+    <w:lsdException w:name="Table List 5" w:semiHidden="1" w:unhideWhenUsed="1"/>
+    <w:lsdException w:name="Table List 6" w:semiHidden="1" w:unhideWhenUsed="1"/>
+    <w:lsdException w:name="Table List 7" w:semiHidden="1" w:unhideWhenUsed="1"/>
+    <w:lsdException w:name="Table List 8" w:semiHidden="1" w:unhideWhenUsed="1"/>
+    <w:lsdException w:name="Table 3D effects 1" w:semiHidden="1" w:unhideWhenUsed="1"/>
+    <w:lsdException w:name="Table 3D effects 2" w:semiHidden="1" w:unhideWhenUsed="1"/>
+    <w:lsdException w:name="Table 3D effects 3" w:semiHidden="1" w:unhideWhenUsed="1"/>
+    <w:lsdException w:name="Table Contemporary" w:semiHidden="1" w:unhideWhenUsed="1"/>
+    <w:lsdException w:name="Table Elegant" w:semiHidden="1" w:unhideWhenUsed="1"/>
+    <w:lsdException w:name="Table Professional" w:semiHidden="1" w:unhideWhenUsed="1"/>
+    <w:lsdException w:name="Table Subtle 1" w:semiHidden="1" w:unhideWhenUsed="1"/>
+    <w:lsdException w:name="Table Subtle 2" w:semiHidden="1" w:unhideWhenUsed="1"/>
+    <w:lsdException w:name="Table Web 1" w:semiHidden="1" w:unhideWhenUsed="1"/>
+    <w:lsdException w:name="Table Web 2" w:semiHidden="1" w:unhideWhenUsed="1"/>
+    <w:lsdException w:name="Table Web 3" w:semiHidden="1" w:unhideWhenUsed="1"/>
+    <w:lsdException w:name="Balloon Text" w:semiHidden="1" w:unhideWhenUsed="1"/>
+    <w:lsdException w:name="Table Grid" w:uiPriority="39"/>
+    <w:lsdException w:name="Table Theme" w:semiHidden="1" w:unhideWhenUsed="1"/>
+    <w:lsdException w:name="Placeholder Text" w:semiHidden="1"/>
+    <w:lsdException w:name="No Spacing" w:uiPriority="1" w:qFormat="1"/>
+    <w:lsdException w:name="Light Shading" w:uiPriority="60"/>
+    <w:lsdException w:name="Light List" w:uiPriority="61"/>
+    <w:lsdException w:name="Light Grid" w:uiPriority="62"/>
+    <w:lsdException w:name="Medium Shading 1" w:uiPriority="63"/>
+    <w:lsdException w:name="Medium Shading 2" w:uiPriority="64"/>
+    <w:lsdException w:name="Medium List 1" w:uiPriority="65"/>
+    <w:lsdException w:name="Medium List 2" w:uiPriority="66"/>
+    <w:lsdException w:name="Medium Grid 1" w:uiPriority="67"/>
+    <w:lsdException w:name="Medium Grid 2" w:uiPriority="68"/>
+    <w:lsdException w:name="Medium Grid 3" w:uiPriority="69"/>
+    <w:lsdException w:name="Dark List" w:uiPriority="70"/>
+    <w:lsdException w:name="Colorful Shading" w:uiPriority="71"/>
+    <w:lsdException w:name="Colorful List" w:uiPriority="72"/>
+    <w:lsdException w:name="Colorful Grid" w:uiPriority="73"/>
+    <w:lsdException w:name="Light Shading Accent 1" w:uiPriority="60"/>
+    <w:lsdException w:name="Light List Accent 1" w:uiPriority="61"/>
+    <w:lsdException w:name="Light Grid Accent 1" w:uiPriority="62"/>
+    <w:lsdException w:name="Medium Shading 1 Accent 1" w:uiPriority="63"/>
+    <w:lsdException w:name="Medium Shading 2 Accent 1" w:uiPriority="64"/>
+    <w:lsdException w:name="Medium List 1 Accent 1" w:uiPriority="65"/>
+    <w:lsdException w:name="Revision" w:semiHidden="1"/>
+    <w:lsdException w:name="List Paragraph" w:uiPriority="34" w:qFormat="1"/>
+    <w:lsdException w:name="Quote" w:uiPriority="29" w:qFormat="1"/>
+    <w:lsdException w:name="Intense Quote" w:uiPriority="30" w:qFormat="1"/>
+    <w:lsdException w:name="Medium List 2 Accent 1" w:uiPriority="66"/>
+    <w:lsdException w:name="Medium Grid 1 Accent 1" w:uiPriority="67"/>
+    <w:lsdException w:name="Medium Grid 2 Accent 1" w:uiPriority="68"/>
+    <w:lsdException w:name="Medium Grid 3 Accent 1" w:uiPriority="69"/>
+    <w:lsdException w:name="Dark List Accent 1" w:uiPriority="70"/>
+    <w:lsdException w:name="Colorful Shading Accent 1" w:uiPriority="71"/>
+    <w:lsdException w:name="Colorful List Accent 1" w:uiPriority="72"/>
+    <w:lsdException w:name="Colorful Grid Accent 1" w:uiPriority="73"/>
+    <w:lsdException w:name="Light Shading Accent 2" w:uiPriority="60"/>
+    <w:lsdException w:name="Light List Accent 2" w:uiPriority="61"/>
+    <w:lsdException w:name="Light Grid Accent 2" w:uiPriority="62"/>
+    <w:lsdException w:name="Medium Shading 1 Accent 2" w:uiPriority="63"/>
+    <w:lsdException w:name="Medium Shading 2 Accent 2" w:uiPriority="64"/>
+    <w:lsdException w:name="Medium List 1 Accent 2" w:uiPriority="65"/>
+    <w:lsdException w:name="Medium List 2 Accent 2" w:uiPriority="66"/>
+    <w:lsdException w:name="Medium Grid 1 Accent 2" w:uiPriority="67"/>
+    <w:lsdException w:name="Medium Grid 2 Accent 2" w:uiPriority="68"/>
+    <w:lsdException w:name="Medium Grid 3 Accent 2" w:uiPriority="69"/>
+    <w:lsdException w:name="Dark List Accent 2" w:uiPriority="70"/>
+    <w:lsdException w:name="Colorful Shading Accent 2" w:uiPriority="71"/>
+    <w:lsdException w:name="Colorful List Accent 2" w:uiPriority="72"/>
+    <w:lsdException w:name="Colorful Grid Accent 2" w:uiPriority="73"/>
+    <w:lsdException w:name="Light Shading Accent 3" w:uiPriority="60"/>
+    <w:lsdException w:name="Light List Accent 3" w:uiPriority="61"/>
+    <w:lsdException w:name="Light Grid Accent 3" w:uiPriority="62"/>
+    <w:lsdException w:name="Medium Shading 1 Accent 3" w:uiPriority="63"/>
+    <w:lsdException w:name="Medium Shading 2 Accent 3" w:uiPriority="64"/>
+    <w:lsdException w:name="Medium List 1 Accent 3" w:uiPriority="65"/>
+    <w:lsdException w:name="Medium List 2 Accent 3" w:uiPriority="66"/>
+    <w:lsdException w:name="Medium Grid 1 Accent 3" w:uiPriority="67"/>
+    <w:lsdException w:name="Medium Grid 2 Accent 3" w:uiPriority="68"/>
+    <w:lsdException w:name="Medium Grid 3 Accent 3" w:uiPriority="69"/>
+    <w:lsdException w:name="Dark List Accent 3" w:uiPriority="70"/>
+    <w:lsdException w:name="Colorful Shading Accent 3" w:uiPriority="71"/>
+    <w:lsdException w:name="Colorful List Accent 3" w:uiPriority="72"/>
+    <w:lsdException w:name="Colorful Grid Accent 3" w:uiPriority="73"/>
+    <w:lsdException w:name="Light Shading Accent 4" w:uiPriority="60"/>
+    <w:lsdException w:name="Light List Accent 4" w:uiPriority="61"/>
+    <w:lsdException w:name="Light Grid Accent 4" w:uiPriority="62"/>
+    <w:lsdException w:name="Medium Shading 1 Accent 4" w:uiPriority="63"/>
+    <w:lsdException w:name="Medium Shading 2 Accent 4" w:uiPriority="64"/>
+    <w:lsdException w:name="Medium List 1 Accent 4" w:uiPriority="65"/>
+    <w:lsdException w:name="Medium List 2 Accent 4" w:uiPriority="66"/>
+    <w:lsdException w:name="Medium Grid 1 Accent 4" w:uiPriority="67"/>
+    <w:lsdException w:name="Medium Grid 2 Accent 4" w:uiPriority="68"/>
+    <w:lsdException w:name="Medium Grid 3 Accent 4" w:uiPriority="69"/>
+    <w:lsdException w:name="Dark List Accent 4" w:uiPriority="70"/>
+    <w:lsdException w:name="Colorful Shading Accent 4" w:uiPriority="71"/>
+    <w:lsdException w:name="Colorful List Accent 4" w:uiPriority="72"/>
+    <w:lsdException w:name="Colorful Grid Accent 4" w:uiPriority="73"/>
+    <w:lsdException w:name="Light Shading Accent 5" w:uiPriority="60"/>
+    <w:lsdException w:name="Light List Accent 5" w:uiPriority="61"/>
+    <w:lsdException w:name="Light Grid Accent 5" w:uiPriority="62"/>
+    <w:lsdException w:name="Medium Shading 1 Accent 5" w:uiPriority="63"/>
+    <w:lsdException w:name="Medium Shading 2 Accent 5" w:uiPriority="64"/>
+    <w:lsdException w:name="Medium List 1 Accent 5" w:uiPriority="65"/>
+    <w:lsdException w:name="Medium List 2 Accent 5" w:uiPriority="66"/>
+    <w:lsdException w:name="Medium Grid 1 Accent 5" w:uiPriority="67"/>
+    <w:lsdException w:name="Medium Grid 2 Accent 5" w:uiPriority="68"/>
+    <w:lsdException w:name="Medium Grid 3 Accent 5" w:uiPriority="69"/>
+    <w:lsdException w:name="Dark List Accent 5" w:uiPriority="70"/>
+    <w:lsdException w:name="Colorful Shading Accent 5" w:uiPriority="71"/>
+    <w:lsdException w:name="Colorful List Accent 5" w:uiPriority="72"/>
+    <w:lsdException w:name="Colorful Grid Accent 5" w:uiPriority="73"/>
+    <w:lsdException w:name="Light Shading Accent 6" w:uiPriority="60"/>
+    <w:lsdException w:name="Light List Accent 6" w:uiPriority="61"/>
+    <w:lsdException w:name="Light Grid Accent 6" w:uiPriority="62"/>
+    <w:lsdException w:name="Medium Shading 1 Accent 6" w:uiPriority="63"/>
+    <w:lsdException w:name="Medium Shading 2 Accent 6" w:uiPriority="64"/>
+    <w:lsdException w:name="Medium List 1 Accent 6" w:uiPriority="65"/>
+    <w:lsdException w:name="Medium List 2 Accent 6" w:uiPriority="66"/>
+    <w:lsdException w:name="Medium Grid 1 Accent 6" w:uiPriority="67"/>
+    <w:lsdException w:name="Medium Grid 2 Accent 6" w:uiPriority="68"/>
+    <w:lsdException w:name="Medium Grid 3 Accent 6" w:uiPriority="69"/>
+    <w:lsdException w:name="Dark List Accent 6" w:uiPriority="70"/>
+    <w:lsdException w:name="Colorful Shading Accent 6" w:uiPriority="71"/>
+    <w:lsdException w:name="Colorful List Accent 6" w:uiPriority="72"/>
+    <w:lsdException w:name="Colorful Grid Accent 6" w:uiPriority="73"/>
+    <w:lsdException w:name="Subtle Emphasis" w:uiPriority="19" w:qFormat="1"/>
+    <w:lsdException w:name="Intense Emphasis" w:uiPriority="21" w:qFormat="1"/>
+    <w:lsdException w:name="Subtle Reference" w:uiPriority="31" w:qFormat="1"/>
+    <w:lsdException w:name="Intense Reference" w:uiPriority="32" w:qFormat="1"/>
+    <w:lsdException w:name="Book Title" w:uiPriority="33" w:qFormat="1"/>
+    <w:lsdException w:name="Bibliography" w:semiHidden="1" w:uiPriority="37" w:unhideWhenUsed="1"/>
+    <w:lsdException w:name="TOC Heading" w:semiHidden="1" w:uiPriority="39" w:unhideWhenUsed="1" w:qFormat="1"/>
+    <w:lsdException w:name="Plain Table 1" w:uiPriority="41"/>
+    <w:lsdException w:name="Plain Table 2" w:uiPriority="42"/>
+    <w:lsdException w:name="Plain Table 3" w:uiPriority="43"/>
+    <w:lsdException w:name="Plain Table 4" w:uiPriority="44"/>
+    <w:lsdException w:name="Plain Table 5" w:uiPriority="45"/>
+    <w:lsdException w:name="Grid Table Light" w:uiPriority="40"/>
+    <w:lsdException w:name="Grid Table 1 Light" w:uiPriority="46"/>
+    <w:lsdException w:name="Grid Table 2" w:uiPriority="47"/>
+    <w:lsdException w:name="Grid Table 3" w:uiPriority="48"/>
+    <w:lsdException w:name="Grid Table 4" w:uiPriority="49"/>
+    <w:lsdException w:name="Grid Table 5 Dark" w:uiPriority="50"/>
+    <w:lsdException w:name="Grid Table 6 Colorful" w:uiPriority="51"/>
+    <w:lsdException w:name="Grid Table 7 Colorful" w:uiPriority="52"/>
+    <w:lsdException w:name="Grid Table 1 Light Accent 1" w:uiPriority="46"/>
+    <w:lsdException w:name="Grid Table 2 Accent 1" w:uiPriority="47"/>
+    <w:lsdException w:name="Grid Table 3 Accent 1" w:uiPriority="48"/>
+    <w:lsdException w:name="Grid Table 4 Accent 1" w:uiPriority="49"/>
+    <w:lsdException w:name="Grid Table 5 Dark Accent 1" w:uiPriority="50"/>
+    <w:lsdException w:name="Grid Table 6 Colorful Accent 1" w:uiPriority="51"/>
+    <w:lsdException w:name="Grid Table 7 Colorful Accent 1" w:uiPriority="52"/>
+    <w:lsdException w:name="Grid Table 1 Light Accent 2" w:uiPriority="46"/>
+    <w:lsdException w:name="Grid Table 2 Accent 2" w:uiPriority="47"/>
+    <w:lsdException w:name="Grid Table 3 Accent 2" w:uiPriority="48"/>
+    <w:lsdException w:name="Grid Table 4 Accent 2" w:uiPriority="49"/>
+    <w:lsdException w:name="Grid Table 5 Dark Accent 2" w:uiPriority="50"/>
+    <w:lsdException w:name="Grid Table 6 Colorful Accent 2" w:uiPriority="51"/>
+    <w:lsdException w:name="Grid Table 7 Colorful Accent 2" w:uiPriority="52"/>
+    <w:lsdException w:name="Grid Table 1 Light Accent 3" w:uiPriority="46"/>
+    <w:lsdException w:name="Grid Table 2 Accent 3" w:uiPriority="47"/>
+    <w:lsdException w:name="Grid Table 3 Accent 3" w:uiPriority="48"/>
+    <w:lsdException w:name="Grid Table 4 Accent 3" w:uiPriority="49"/>
+    <w:lsdException w:name="Grid Table 5 Dark Accent 3" w:uiPriority="50"/>
+    <w:lsdException w:name="Grid Table 6 Colorful Accent 3" w:uiPriority="51"/>
+    <w:lsdException w:name="Grid Table 7 Colorful Accent 3" w:uiPriority="52"/>
+    <w:lsdException w:name="Grid Table 1 Light Accent 4" w:uiPriority="46"/>
+    <w:lsdException w:name="Grid Table 2 Accent 4" w:uiPriority="47"/>
+    <w:lsdException w:name="Grid Table 3 Accent 4" w:uiPriority="48"/>
+    <w:lsdException w:name="Grid Table 4 Accent 4" w:uiPriority="49"/>
+    <w:lsdException w:name="Grid Table 5 Dark Accent 4" w:uiPriority="50"/>
+    <w:lsdException w:name="Grid Table 6 Colorful Accent 4" w:uiPriority="51"/>
+    <w:lsdException w:name="Grid Table 7 Colorful Accent 4" w:uiPriority="52"/>
+    <w:lsdException w:name="Grid Table 1 Light Accent 5" w:uiPriority="46"/>
+    <w:lsdException w:name="Grid Table 2 Accent 5" w:uiPriority="47"/>
+    <w:lsdException w:name="Grid Table 3 Accent 5" w:uiPriority="48"/>
+    <w:lsdException w:name="Grid Table 4 Accent 5" w:uiPriority="49"/>
+    <w:lsdException w:name="Grid Table 5 Dark Accent 5" w:uiPriority="50"/>
+    <w:lsdException w:name="Grid Table 6 Colorful Accent 5" w:uiPriority="51"/>
+    <w:lsdException w:name="Grid Table 7 Colorful Accent 5" w:uiPriority="52"/>
+    <w:lsdException w:name="Grid Table 1 Light Accent 6" w:uiPriority="46"/>
+    <w:lsdException w:name="Grid Table 2 Accent 6" w:uiPriority="47"/>
+    <w:lsdException w:name="Grid Table 3 Accent 6" w:uiPriority="48"/>
+    <w:lsdException w:name="Grid Table 4 Accent 6" w:uiPriority="49"/>
+    <w:lsdException w:name="Grid Table 5 Dark Accent 6" w:uiPriority="50"/>
+    <w:lsdException w:name="Grid Table 6 Colorful Accent 6" w:uiPriority="51"/>
+    <w:lsdException w:name="Grid Table 7 Colorful Accent 6" w:uiPriority="52"/>
+    <w:lsdException w:name="List Table 1 Light" w:uiPriority="46"/>
+    <w:lsdException w:name="List Table 2" w:uiPriority="47"/>
+    <w:lsdException w:name="List Table 3" w:uiPriority="48"/>
+    <w:lsdException w:name="List Table 4" w:uiPriority="49"/>
+    <w:lsdException w:name="List Table 5 Dark" w:uiPriority="50"/>
+    <w:lsdException w:name="List Table 6 Colorful" w:uiPriority="51"/>
+    <w:lsdException w:name="List Table 7 Colorful" w:uiPriority="52"/>
+    <w:lsdException w:name="List Table 1 Light Accent 1" w:uiPriority="46"/>
+    <w:lsdException w:name="List Table 2 Accent 1" w:uiPriority="47"/>
+    <w:lsdException w:name="List Table 3 Accent 1" w:uiPriority="48"/>
+    <w:lsdException w:name="List Table 4 Accent 1" w:uiPriority="49"/>
+    <w:lsdException w:name="List Table 5 Dark Accent 1" w:uiPriority="50"/>
+    <w:lsdException w:name="List Table 6 Colorful Accent 1" w:uiPriority="51"/>
+    <w:lsdException w:name="List Table 7 Colorful Accent 1" w:uiPriority="52"/>
+    <w:lsdException w:name="List Table 1 Light Accent 2" w:uiPriority="46"/>
+    <w:lsdException w:name="List Table 2 Accent 2" w:uiPriority="47"/>
+    <w:lsdException w:name="List Table 3 Accent 2" w:uiPriority="48"/>
+    <w:lsdException w:name="List Table 4 Accent 2" w:uiPriority="49"/>
+    <w:lsdException w:name="List Table 5 Dark Accent 2" w:uiPriority="50"/>
+    <w:lsdException w:name="List Table 6 Colorful Accent 2" w:uiPriority="51"/>
+    <w:lsdException w:name="List Table 7 Colorful Accent 2" w:uiPriority="52"/>
+    <w:lsdException w:name="List Table 1 Light Accent 3" w:uiPriority="46"/>
+    <w:lsdException w:name="List Table 2 Accent 3" w:uiPriority="47"/>
+    <w:lsdException w:name="List Table 3 Accent 3" w:uiPriority="48"/>
+    <w:lsdException w:name="List Table 4 Accent 3" w:uiPriority="49"/>
+    <w:lsdException w:name="List Table 5 Dark Accent 3" w:uiPriority="50"/>
+    <w:lsdException w:name="List Table 6 Colorful Accent 3" w:uiPriority="51"/>
+    <w:lsdException w:name="List Table 7 Colorful Accent 3" w:uiPriority="52"/>
+    <w:lsdException w:name="List Table 1 Light Accent 4" w:uiPriority="46"/>
+    <w:lsdException w:name="List Table 2 Accent 4" w:uiPriority="47"/>
+    <w:lsdException w:name="List Table 3 Accent 4" w:uiPriority="48"/>
+    <w:lsdException w:name="List Table 4 Accent 4" w:uiPriority="49"/>
+    <w:lsdException w:name="List Table 5 Dark Accent 4" w:uiPriority="50"/>
+    <w:lsdException w:name="List Table 6 Colorful Accent 4" w:uiPriority="51"/>
+    <w:lsdException w:name="List Table 7 Colorful Accent 4" w:uiPriority="52"/>
+    <w:lsdException w:name="List Table 1 Light Accent 5" w:uiPriority="46"/>
+    <w:lsdException w:name="List Table 2 Accent 5" w:uiPriority="47"/>
+    <w:lsdException w:name="List Table 3 Accent 5" w:uiPriority="48"/>
+    <w:lsdException w:name="List Table 4 Accent 5" w:uiPriority="49"/>
+    <w:lsdException w:name="List Table 5 Dark Accent 5" w:uiPriority="50"/>
+    <w:lsdException w:name="List Table 6 Colorful Accent 5" w:uiPriority="51"/>
+    <w:lsdException w:name="List Table 7 Colorful Accent 5" w:uiPriority="52"/>
+    <w:lsdException w:name="List Table 1 Light Accent 6" w:uiPriority="46"/>
+    <w:lsdException w:name="List Table 2 Accent 6" w:uiPriority="47"/>
+    <w:lsdException w:name="List Table 3 Accent 6" w:uiPriority="48"/>
+    <w:lsdException w:name="List Table 4 Accent 6" w:uiPriority="49"/>
+    <w:lsdException w:name="List Table 5 Dark Accent 6" w:uiPriority="50"/>
+    <w:lsdException w:name="List Table 6 Colorful Accent 6" w:uiPriority="51"/>
+    <w:lsdException w:name="List Table 7 Colorful Accent 6" w:uiPriority="52"/>
+    <w:lsdException w:name="Mention" w:semiHidden="1" w:unhideWhenUsed="1"/>
+    <w:lsdException w:name="Smart Hyperlink" w:semiHidden="1" w:unhideWhenUsed="1"/>
+    <w:lsdException w:name="Hashtag" w:semiHidden="1" w:unhideWhenUsed="1"/>
+    <w:lsdException w:name="Unresolved Mention" w:semiHidden="1" w:unhideWhenUsed="1"/>
+    <w:lsdException w:name="Smart Link" w:semiHidden="1" w:unhideWhenUsed="1"/>
+  </w:latentStyles>
+  <w:style w:type="paragraph" w:default="1" w:styleId="Normal">
+    <w:name w:val="Normal"/>
+    <w:qFormat/>
   </w:style>
   <w:style w:type="paragraph" w:styleId="Heading1">
     <w:name w:val="heading 1"/>
     <w:basedOn w:val="Normal"/>
     <w:next w:val="Normal"/>
+    <w:uiPriority w:val="9"/>
+    <w:qFormat/>
     <w:pPr>
-      <w:keepNext w:val="1"/>
-      <w:keepLines w:val="1"/>
-      <w:pageBreakBefore w:val="0"/>
-      <w:spacing w:after="120" w:before="400" w:lineRule="auto"/>
+      <w:keepNext/>
+      <w:keepLines/>
+      <w:spacing w:before="400" w:after="120"/>
+      <w:outlineLvl w:val="0"/>
     </w:pPr>
     <w:rPr>
       <w:sz w:val="40"/>
@@ -139,15 +493,17 @@
     <w:name w:val="heading 2"/>
     <w:basedOn w:val="Normal"/>
     <w:next w:val="Normal"/>
+    <w:uiPriority w:val="9"/>
+    <w:semiHidden/>
+    <w:unhideWhenUsed/>
+    <w:qFormat/>
     <w:pPr>
-      <w:keepNext w:val="1"/>
-      <w:keepLines w:val="1"/>
-      <w:pageBreakBefore w:val="0"/>
-      <w:spacing w:after="120" w:before="360" w:lineRule="auto"/>
+      <w:keepNext/>
+      <w:keepLines/>
+      <w:spacing w:before="360" w:after="120"/>
+      <w:outlineLvl w:val="1"/>
     </w:pPr>
     <w:rPr>
-      <w:b w:val="0"/>
-      <w:bCs w:val="0"/>
       <w:sz w:val="32"/>
       <w:szCs w:val="32"/>
     </w:rPr>
@@ -156,15 +512,17 @@
     <w:name w:val="heading 3"/>
     <w:basedOn w:val="Normal"/>
     <w:next w:val="Normal"/>
+    <w:uiPriority w:val="9"/>
+    <w:semiHidden/>
+    <w:unhideWhenUsed/>
+    <w:qFormat/>
     <w:pPr>
-      <w:keepNext w:val="1"/>
-      <w:keepLines w:val="1"/>
-      <w:pageBreakBefore w:val="0"/>
-      <w:spacing w:after="80" w:before="320" w:lineRule="auto"/>
+      <w:keepNext/>
+      <w:keepLines/>
+      <w:spacing w:before="320" w:after="80"/>
+      <w:outlineLvl w:val="2"/>
     </w:pPr>
     <w:rPr>
-      <w:b w:val="0"/>
-      <w:bCs w:val="0"/>
       <w:color w:val="434343"/>
       <w:sz w:val="28"/>
       <w:szCs w:val="28"/>
@@ -174,11 +532,15 @@
     <w:name w:val="heading 4"/>
     <w:basedOn w:val="Normal"/>
     <w:next w:val="Normal"/>
+    <w:uiPriority w:val="9"/>
+    <w:semiHidden/>
+    <w:unhideWhenUsed/>
+    <w:qFormat/>
     <w:pPr>
-      <w:keepNext w:val="1"/>
-      <w:keepLines w:val="1"/>
-      <w:pageBreakBefore w:val="0"/>
-      <w:spacing w:after="80" w:before="280" w:lineRule="auto"/>
+      <w:keepNext/>
+      <w:keepLines/>
+      <w:spacing w:before="280" w:after="80"/>
+      <w:outlineLvl w:val="3"/>
     </w:pPr>
     <w:rPr>
       <w:color w:val="666666"/>
@@ -190,45 +552,88 @@
     <w:name w:val="heading 5"/>
     <w:basedOn w:val="Normal"/>
     <w:next w:val="Normal"/>
+    <w:uiPriority w:val="9"/>
+    <w:semiHidden/>
+    <w:unhideWhenUsed/>
+    <w:qFormat/>
     <w:pPr>
-      <w:keepNext w:val="1"/>
-      <w:keepLines w:val="1"/>
-      <w:pageBreakBefore w:val="0"/>
-      <w:spacing w:after="80" w:before="240" w:lineRule="auto"/>
+      <w:keepNext/>
+      <w:keepLines/>
+      <w:spacing w:before="240" w:after="80"/>
+      <w:outlineLvl w:val="4"/>
     </w:pPr>
     <w:rPr>
       <w:color w:val="666666"/>
-      <w:sz w:val="22"/>
-      <w:szCs w:val="22"/>
     </w:rPr>
   </w:style>
   <w:style w:type="paragraph" w:styleId="Heading6">
     <w:name w:val="heading 6"/>
     <w:basedOn w:val="Normal"/>
     <w:next w:val="Normal"/>
+    <w:uiPriority w:val="9"/>
+    <w:semiHidden/>
+    <w:unhideWhenUsed/>
+    <w:qFormat/>
     <w:pPr>
-      <w:keepNext w:val="1"/>
-      <w:keepLines w:val="1"/>
-      <w:pageBreakBefore w:val="0"/>
-      <w:spacing w:after="80" w:before="240" w:lineRule="auto"/>
+      <w:keepNext/>
+      <w:keepLines/>
+      <w:spacing w:before="240" w:after="80"/>
+      <w:outlineLvl w:val="5"/>
     </w:pPr>
     <w:rPr>
-      <w:i w:val="1"/>
-      <w:iCs w:val="1"/>
+      <w:i/>
+      <w:iCs/>
       <w:color w:val="666666"/>
-      <w:sz w:val="22"/>
-      <w:szCs w:val="22"/>
     </w:rPr>
+  </w:style>
+  <w:style w:type="character" w:default="1" w:styleId="DefaultParagraphFont">
+    <w:name w:val="Default Paragraph Font"/>
+    <w:uiPriority w:val="1"/>
+    <w:semiHidden/>
+    <w:unhideWhenUsed/>
+  </w:style>
+  <w:style w:type="table" w:default="1" w:styleId="TableNormal">
+    <w:name w:val="Normal Table"/>
+    <w:uiPriority w:val="99"/>
+    <w:semiHidden/>
+    <w:unhideWhenUsed/>
+    <w:tblPr>
+      <w:tblInd w:w="0" w:type="dxa"/>
+      <w:tblCellMar>
+        <w:top w:w="0" w:type="dxa"/>
+        <w:left w:w="108" w:type="dxa"/>
+        <w:bottom w:w="0" w:type="dxa"/>
+        <w:right w:w="108" w:type="dxa"/>
+      </w:tblCellMar>
+    </w:tblPr>
+  </w:style>
+  <w:style w:type="numbering" w:default="1" w:styleId="NoList">
+    <w:name w:val="No List"/>
+    <w:uiPriority w:val="99"/>
+    <w:semiHidden/>
+    <w:unhideWhenUsed/>
+  </w:style>
+  <w:style w:type="table" w:customStyle="1" w:styleId="TableNormal0">
+    <w:name w:val="TableNormal"/>
+    <w:tblPr>
+      <w:tblCellMar>
+        <w:top w:w="100" w:type="dxa"/>
+        <w:left w:w="100" w:type="dxa"/>
+        <w:bottom w:w="100" w:type="dxa"/>
+        <w:right w:w="100" w:type="dxa"/>
+      </w:tblCellMar>
+    </w:tblPr>
   </w:style>
   <w:style w:type="paragraph" w:styleId="Title">
     <w:name w:val="Title"/>
     <w:basedOn w:val="Normal"/>
     <w:next w:val="Normal"/>
+    <w:uiPriority w:val="10"/>
+    <w:qFormat/>
     <w:pPr>
-      <w:keepNext w:val="1"/>
-      <w:keepLines w:val="1"/>
-      <w:pageBreakBefore w:val="0"/>
-      <w:spacing w:after="60" w:before="0" w:lineRule="auto"/>
+      <w:keepNext/>
+      <w:keepLines/>
+      <w:spacing w:after="60"/>
     </w:pPr>
     <w:rPr>
       <w:sz w:val="52"/>
@@ -239,16 +644,14 @@
     <w:name w:val="Subtitle"/>
     <w:basedOn w:val="Normal"/>
     <w:next w:val="Normal"/>
+    <w:uiPriority w:val="11"/>
+    <w:qFormat/>
     <w:pPr>
-      <w:keepNext w:val="1"/>
-      <w:keepLines w:val="1"/>
-      <w:pageBreakBefore w:val="0"/>
-      <w:spacing w:after="320" w:before="0" w:lineRule="auto"/>
+      <w:keepNext/>
+      <w:keepLines/>
+      <w:spacing w:after="320"/>
     </w:pPr>
     <w:rPr>
-      <w:rFonts w:ascii="Arial" w:cs="Arial" w:eastAsia="Arial" w:hAnsi="Arial"/>
-      <w:i w:val="0"/>
-      <w:iCs w:val="0"/>
       <w:color w:val="666666"/>
       <w:sz w:val="30"/>
       <w:szCs w:val="30"/>
